--- a/corpus/synthetic/layout-fidelity__013.docx
+++ b/corpus/synthetic/layout-fidelity__013.docx
@@ -18,22 +18,14 @@
 <file path=word/styles.xml><?xml version="1.0" encoding="utf-8"?>
 <w:styles xmlns:w="http://schemas.openxmlformats.org/wordprocessingml/2006/main">
   <w:docDefaults>
+    <w:rPrDefault>
+      <w:rPr>
+        <w:sz w:val="22"/>
+      </w:rPr>
+    </w:rPrDefault>
     <w:pPrDefault>
       <w:pPr/>
     </w:pPrDefault>
   </w:docDefaults>
-  <w:style w:type="paragraph" w:styleId="NoHyph">
-    <w:name w:val="NoHyph"/>
-    <w:pPr>
-      <w:suppressAutoHyphens/>
-    </w:pPr>
-  </w:style>
-  <w:style w:type="paragraph" w:styleId="ReHyph">
-    <w:name w:val="ReHyph"/>
-    <w:basedOn w:val="NoHyph"/>
-    <w:pPr>
-      <w:suppressAutoHyphens w:val="false"/>
-    </w:pPr>
-  </w:style>
 </w:styles>
 </file>